--- a/Section 13/Challenges.docx
+++ b/Section 13/Challenges.docx
@@ -476,6 +476,225 @@
           <w:lang w:val="en-GB"/>
         </w:rPr>
         <w:t>Message.</w:t>
+      </w:r>
+    </w:p>
+    <w:p>
+      <w:pPr>
+        <w:rPr>
+          <w:b/>
+          <w:bCs/>
+          <w:lang w:val="en-GB"/>
+        </w:rPr>
+      </w:pPr>
+    </w:p>
+    <w:p>
+      <w:pPr>
+        <w:rPr>
+          <w:b/>
+          <w:bCs/>
+          <w:lang w:val="en-GB"/>
+        </w:rPr>
+      </w:pPr>
+    </w:p>
+    <w:p>
+      <w:pPr>
+        <w:rPr>
+          <w:b/>
+          <w:bCs/>
+          <w:lang w:val="en-GB"/>
+        </w:rPr>
+      </w:pPr>
+      <w:r>
+        <w:rPr>
+          <w:b/>
+          <w:bCs/>
+          <w:lang w:val="en-GB"/>
+        </w:rPr>
+        <w:lastRenderedPageBreak/>
+        <w:t>Rabbit MQ:</w:t>
+      </w:r>
+    </w:p>
+    <w:p>
+      <w:pPr>
+        <w:rPr>
+          <w:lang w:val="en-GB"/>
+        </w:rPr>
+      </w:pPr>
+      <w:r>
+        <w:rPr>
+          <w:lang w:val="en-GB"/>
+        </w:rPr>
+        <w:t>Input Binding -&gt; Message Que, Output Binding -&gt; Exchange</w:t>
+      </w:r>
+    </w:p>
+    <w:p>
+      <w:pPr>
+        <w:rPr>
+          <w:lang w:val="en-GB"/>
+        </w:rPr>
+      </w:pPr>
+      <w:r>
+        <w:rPr>
+          <w:lang w:val="en-GB"/>
+        </w:rPr>
+        <w:br/>
+        <w:t xml:space="preserve">For CC </w:t>
+      </w:r>
+    </w:p>
+    <w:p>
+      <w:pPr>
+        <w:rPr>
+          <w:lang w:val="en-GB"/>
+        </w:rPr>
+      </w:pPr>
+    </w:p>
+    <w:p>
+      <w:pPr>
+        <w:rPr>
+          <w:lang w:val="en-GB"/>
+        </w:rPr>
+      </w:pPr>
+    </w:p>
+    <w:p>
+      <w:pPr>
+        <w:rPr>
+          <w:lang w:val="en-GB"/>
+        </w:rPr>
+      </w:pPr>
+      <w:r>
+        <w:rPr>
+          <w:lang w:val="en-GB"/>
+        </w:rPr>
+        <w:drawing>
+          <wp:inline distT="0" distB="0" distL="0" distR="0" wp14:anchorId="32BC6DCB" wp14:editId="4AFA2952">
+            <wp:extent cx="5731510" cy="2647315"/>
+            <wp:effectExtent l="0" t="0" r="2540" b="635"/>
+            <wp:docPr id="1" name="Picture 1"/>
+            <wp:cNvGraphicFramePr>
+              <a:graphicFrameLocks xmlns:a="http://schemas.openxmlformats.org/drawingml/2006/main" noChangeAspect="1"/>
+            </wp:cNvGraphicFramePr>
+            <a:graphic xmlns:a="http://schemas.openxmlformats.org/drawingml/2006/main">
+              <a:graphicData uri="http://schemas.openxmlformats.org/drawingml/2006/picture">
+                <pic:pic xmlns:pic="http://schemas.openxmlformats.org/drawingml/2006/picture">
+                  <pic:nvPicPr>
+                    <pic:cNvPr id="1" name=""/>
+                    <pic:cNvPicPr/>
+                  </pic:nvPicPr>
+                  <pic:blipFill>
+                    <a:blip r:embed="rId5"/>
+                    <a:stretch>
+                      <a:fillRect/>
+                    </a:stretch>
+                  </pic:blipFill>
+                  <pic:spPr>
+                    <a:xfrm>
+                      <a:off x="0" y="0"/>
+                      <a:ext cx="5731510" cy="2647315"/>
+                    </a:xfrm>
+                    <a:prstGeom prst="rect">
+                      <a:avLst/>
+                    </a:prstGeom>
+                  </pic:spPr>
+                </pic:pic>
+              </a:graphicData>
+            </a:graphic>
+          </wp:inline>
+        </w:drawing>
+      </w:r>
+    </w:p>
+    <w:p>
+      <w:pPr>
+        <w:rPr>
+          <w:lang w:val="en-GB"/>
+        </w:rPr>
+      </w:pPr>
+    </w:p>
+    <w:p>
+      <w:pPr>
+        <w:rPr>
+          <w:lang w:val="en-GB"/>
+        </w:rPr>
+      </w:pPr>
+    </w:p>
+    <w:p>
+      <w:pPr>
+        <w:rPr>
+          <w:lang w:val="en-GB"/>
+        </w:rPr>
+      </w:pPr>
+      <w:r>
+        <w:rPr>
+          <w:lang w:val="en-GB"/>
+        </w:rPr>
+        <w:t>After sending message using cc account above -&gt;</w:t>
+      </w:r>
+    </w:p>
+    <w:p>
+      <w:pPr>
+        <w:rPr>
+          <w:lang w:val="en-GB"/>
+        </w:rPr>
+      </w:pPr>
+      <w:r>
+        <w:rPr>
+          <w:lang w:val="en-GB"/>
+        </w:rPr>
+        <w:lastRenderedPageBreak/>
+        <w:drawing>
+          <wp:inline distT="0" distB="0" distL="0" distR="0" wp14:anchorId="3CC134FB" wp14:editId="4A396007">
+            <wp:extent cx="5731510" cy="5208270"/>
+            <wp:effectExtent l="0" t="0" r="2540" b="0"/>
+            <wp:docPr id="2" name="Picture 2"/>
+            <wp:cNvGraphicFramePr>
+              <a:graphicFrameLocks xmlns:a="http://schemas.openxmlformats.org/drawingml/2006/main" noChangeAspect="1"/>
+            </wp:cNvGraphicFramePr>
+            <a:graphic xmlns:a="http://schemas.openxmlformats.org/drawingml/2006/main">
+              <a:graphicData uri="http://schemas.openxmlformats.org/drawingml/2006/picture">
+                <pic:pic xmlns:pic="http://schemas.openxmlformats.org/drawingml/2006/picture">
+                  <pic:nvPicPr>
+                    <pic:cNvPr id="1" name=""/>
+                    <pic:cNvPicPr/>
+                  </pic:nvPicPr>
+                  <pic:blipFill>
+                    <a:blip r:embed="rId6"/>
+                    <a:stretch>
+                      <a:fillRect/>
+                    </a:stretch>
+                  </pic:blipFill>
+                  <pic:spPr>
+                    <a:xfrm>
+                      <a:off x="0" y="0"/>
+                      <a:ext cx="5731510" cy="5208270"/>
+                    </a:xfrm>
+                    <a:prstGeom prst="rect">
+                      <a:avLst/>
+                    </a:prstGeom>
+                  </pic:spPr>
+                </pic:pic>
+              </a:graphicData>
+            </a:graphic>
+          </wp:inline>
+        </w:drawing>
+      </w:r>
+    </w:p>
+    <w:p>
+      <w:pPr>
+        <w:rPr>
+          <w:lang w:val="en-GB"/>
+        </w:rPr>
+      </w:pPr>
+    </w:p>
+    <w:p>
+      <w:pPr>
+        <w:rPr>
+          <w:lang w:val="en-GB"/>
+        </w:rPr>
+      </w:pPr>
+      <w:r>
+        <w:rPr>
+          <w:lang w:val="en-GB"/>
+        </w:rPr>
+        <w:t>New column added communication_sw of Boolean type so that when message microservice will send back to accounts, it gets updated.</w:t>
       </w:r>
     </w:p>
     <w:p>
